--- a/4.1.1-4.1.5/4.1.2.docx
+++ b/4.1.1-4.1.5/4.1.2.docx
@@ -145,32 +145,381 @@
           <w:sz w:val="24"/>
           <w:u w:val="single"/>
         </w:rPr>
+        <w:t xml:space="preserve">  </w:t>
+      </w:r>
+      <w:r>
+        <w:rPr>
+          <w:rFonts w:ascii="宋体" w:eastAsia="宋体" w:hAnsi="宋体" w:hint="eastAsia"/>
+          <w:sz w:val="24"/>
+          <w:u w:val="single"/>
+        </w:rPr>
         <w:t xml:space="preserve"> </w:t>
       </w:r>
       <w:r>
         <w:rPr>
-          <w:rFonts w:ascii="宋体" w:eastAsia="宋体" w:hAnsi="宋体" w:hint="eastAsia"/>
-          <w:sz w:val="24"/>
-          <w:u w:val="single"/>
-        </w:rPr>
-        <w:t>掌握</w:t>
-      </w:r>
-      <w:r>
-        <w:rPr>
-          <w:rFonts w:ascii="宋体" w:eastAsia="宋体" w:hAnsi="宋体" w:hint="eastAsia"/>
-          <w:strike/>
-          <w:sz w:val="24"/>
-          <w:u w:val="single"/>
-        </w:rPr>
-        <w:t>网页</w:t>
-      </w:r>
-      <w:r>
-        <w:rPr>
-          <w:rFonts w:ascii="宋体" w:eastAsia="宋体" w:hAnsi="宋体" w:hint="eastAsia"/>
-          <w:sz w:val="24"/>
-          <w:u w:val="single"/>
-        </w:rPr>
-        <w:t>爬虫的定义与工作流程</w:t>
+          <w:rFonts w:ascii="宋体" w:eastAsia="宋体" w:hAnsi="宋体"/>
+          <w:sz w:val="24"/>
+          <w:u w:val="single"/>
+        </w:rPr>
+        <w:t xml:space="preserve">    </w:t>
+      </w:r>
+      <w:r>
+        <w:rPr>
+          <w:rFonts w:ascii="宋体" w:eastAsia="宋体" w:hAnsi="宋体" w:hint="eastAsia"/>
+          <w:sz w:val="24"/>
+          <w:u w:val="single"/>
+        </w:rPr>
+        <w:t xml:space="preserve"> </w:t>
+      </w:r>
+      <w:r>
+        <w:rPr>
+          <w:rFonts w:ascii="宋体" w:eastAsia="宋体" w:hAnsi="宋体"/>
+          <w:sz w:val="24"/>
+          <w:u w:val="single"/>
+        </w:rPr>
+        <w:t xml:space="preserve">    </w:t>
+      </w:r>
+    </w:p>
+    <w:p>
+      <w:pPr>
+        <w:rPr>
+          <w:rFonts w:ascii="宋体" w:eastAsia="宋体" w:hAnsi="宋体"/>
+        </w:rPr>
+      </w:pPr>
+      <w:r>
+        <w:rPr>
+          <w:rFonts w:ascii="宋体" w:eastAsia="宋体" w:hAnsi="宋体" w:hint="eastAsia"/>
+        </w:rPr>
+        <w:t>内容：</w:t>
+      </w:r>
+    </w:p>
+    <w:p>
+      <w:pPr>
+        <w:rPr>
+          <w:rFonts w:ascii="宋体" w:eastAsia="宋体" w:hAnsi="宋体"/>
+        </w:rPr>
+      </w:pPr>
+      <w:r>
+        <w:rPr>
+          <w:rFonts w:ascii="宋体" w:eastAsia="宋体" w:hAnsi="宋体" w:hint="eastAsia"/>
+        </w:rPr>
+        <w:t>什么是网页爬虫？</w:t>
+      </w:r>
+    </w:p>
+    <w:p>
+      <w:pPr>
+        <w:rPr>
+          <w:rFonts w:ascii="宋体" w:eastAsia="宋体" w:hAnsi="宋体"/>
+        </w:rPr>
+      </w:pPr>
+      <w:r>
+        <w:rPr>
+          <w:rFonts w:ascii="宋体" w:eastAsia="宋体" w:hAnsi="宋体" w:hint="eastAsia"/>
+        </w:rPr>
+        <w:t>网页爬虫的工作流程和基本结构。</w:t>
+      </w:r>
+    </w:p>
+    <w:p>
+      <w:pPr>
+        <w:rPr>
+          <w:rFonts w:ascii="宋体" w:eastAsia="宋体" w:hAnsi="宋体"/>
+        </w:rPr>
+      </w:pPr>
+      <w:r>
+        <w:rPr>
+          <w:rFonts w:ascii="宋体" w:eastAsia="宋体" w:hAnsi="宋体" w:hint="eastAsia"/>
+        </w:rPr>
+        <w:t>机器人协议（</w:t>
+      </w:r>
+      <w:r>
+        <w:rPr>
+          <w:rFonts w:ascii="宋体" w:eastAsia="宋体" w:hAnsi="宋体"/>
+        </w:rPr>
+        <w:t>robots.txt）的作用和遵守方法。</w:t>
+      </w:r>
+    </w:p>
+    <w:p>
+      <w:pPr>
+        <w:rPr>
+          <w:rFonts w:ascii="宋体" w:eastAsia="宋体" w:hAnsi="宋体"/>
+        </w:rPr>
+      </w:pPr>
+    </w:p>
+    <w:p>
+      <w:pPr>
+        <w:rPr>
+          <w:rFonts w:ascii="宋体" w:eastAsia="宋体" w:hAnsi="宋体"/>
+          <w:b/>
+          <w:sz w:val="24"/>
+        </w:rPr>
+      </w:pPr>
+      <w:r>
+        <w:rPr>
+          <w:rFonts w:ascii="宋体" w:eastAsia="宋体" w:hAnsi="宋体" w:hint="eastAsia"/>
+          <w:b/>
+          <w:sz w:val="24"/>
+        </w:rPr>
+        <w:t>常用网页爬虫工具简介</w:t>
+      </w:r>
+    </w:p>
+    <w:p>
+      <w:pPr>
+        <w:rPr>
+          <w:rFonts w:ascii="宋体" w:eastAsia="宋体" w:hAnsi="宋体"/>
+        </w:rPr>
+      </w:pPr>
+      <w:r>
+        <w:rPr>
+          <w:rFonts w:ascii="宋体" w:eastAsia="宋体" w:hAnsi="宋体" w:hint="eastAsia"/>
+        </w:rPr>
+        <w:t>学习目标</w:t>
+      </w:r>
+      <w:r>
+        <w:rPr>
+          <w:rFonts w:ascii="宋体" w:eastAsia="宋体" w:hAnsi="宋体" w:hint="eastAsia"/>
+          <w:sz w:val="24"/>
+        </w:rPr>
+        <w:t>：</w:t>
+      </w:r>
+      <w:r>
+        <w:rPr>
+          <w:rFonts w:ascii="宋体" w:eastAsia="宋体" w:hAnsi="宋体" w:hint="eastAsia"/>
+          <w:sz w:val="24"/>
+          <w:u w:val="single"/>
+        </w:rPr>
+        <w:t xml:space="preserve"> </w:t>
+      </w:r>
+      <w:r>
+        <w:rPr>
+          <w:rFonts w:ascii="宋体" w:eastAsia="宋体" w:hAnsi="宋体"/>
+          <w:sz w:val="24"/>
+          <w:u w:val="single"/>
+        </w:rPr>
+        <w:t xml:space="preserve">  </w:t>
+      </w:r>
+      <w:r>
+        <w:rPr>
+          <w:rFonts w:ascii="宋体" w:eastAsia="宋体" w:hAnsi="宋体" w:hint="eastAsia"/>
+          <w:sz w:val="24"/>
+          <w:u w:val="single"/>
+        </w:rPr>
+        <w:t xml:space="preserve"> </w:t>
+      </w:r>
+      <w:r>
+        <w:rPr>
+          <w:rFonts w:ascii="宋体" w:eastAsia="宋体" w:hAnsi="宋体"/>
+          <w:sz w:val="24"/>
+          <w:u w:val="single"/>
+        </w:rPr>
+        <w:t xml:space="preserve">    </w:t>
+      </w:r>
+      <w:r>
+        <w:rPr>
+          <w:rFonts w:ascii="宋体" w:eastAsia="宋体" w:hAnsi="宋体" w:hint="eastAsia"/>
+          <w:sz w:val="24"/>
+          <w:u w:val="single"/>
+        </w:rPr>
+        <w:t xml:space="preserve"> </w:t>
+      </w:r>
+      <w:r>
+        <w:rPr>
+          <w:rFonts w:ascii="宋体" w:eastAsia="宋体" w:hAnsi="宋体"/>
+          <w:sz w:val="24"/>
+          <w:u w:val="single"/>
+        </w:rPr>
+        <w:t xml:space="preserve">    </w:t>
+      </w:r>
+    </w:p>
+    <w:p>
+      <w:pPr>
+        <w:rPr>
+          <w:rFonts w:ascii="宋体" w:eastAsia="宋体" w:hAnsi="宋体"/>
+        </w:rPr>
+      </w:pPr>
+      <w:r>
+        <w:rPr>
+          <w:rFonts w:ascii="宋体" w:eastAsia="宋体" w:hAnsi="宋体" w:hint="eastAsia"/>
+        </w:rPr>
+        <w:t>内容：</w:t>
+      </w:r>
+    </w:p>
+    <w:p>
+      <w:pPr>
+        <w:rPr>
+          <w:rFonts w:ascii="宋体" w:eastAsia="宋体" w:hAnsi="宋体"/>
+        </w:rPr>
+      </w:pPr>
+      <w:r>
+        <w:rPr>
+          <w:rFonts w:ascii="宋体" w:eastAsia="宋体" w:hAnsi="宋体"/>
+        </w:rPr>
+        <w:t>BeautifulSoup：用于解析HTML和XML文档。</w:t>
+      </w:r>
+    </w:p>
+    <w:p>
+      <w:pPr>
+        <w:rPr>
+          <w:rFonts w:ascii="宋体" w:eastAsia="宋体" w:hAnsi="宋体"/>
+        </w:rPr>
+      </w:pPr>
+      <w:r>
+        <w:rPr>
+          <w:rFonts w:ascii="宋体" w:eastAsia="宋体" w:hAnsi="宋体"/>
+        </w:rPr>
+        <w:t>Scrapy：一个快速、高效的网页爬虫框架。</w:t>
+      </w:r>
+    </w:p>
+    <w:p>
+      <w:pPr>
+        <w:rPr>
+          <w:rFonts w:ascii="宋体" w:eastAsia="宋体" w:hAnsi="宋体"/>
+        </w:rPr>
+      </w:pPr>
+      <w:r>
+        <w:rPr>
+          <w:rFonts w:ascii="宋体" w:eastAsia="宋体" w:hAnsi="宋体"/>
+        </w:rPr>
+        <w:t>Selenium：用于模拟浏览器操作，处理动态网页。</w:t>
+      </w:r>
+    </w:p>
+    <w:p>
+      <w:pPr>
+        <w:rPr>
+          <w:rFonts w:ascii="宋体" w:eastAsia="宋体" w:hAnsi="宋体"/>
+        </w:rPr>
+      </w:pPr>
+    </w:p>
+    <w:p>
+      <w:pPr>
+        <w:rPr>
+          <w:rFonts w:ascii="宋体" w:eastAsia="宋体" w:hAnsi="宋体"/>
+          <w:b/>
+          <w:sz w:val="24"/>
+        </w:rPr>
+      </w:pPr>
+      <w:r>
+        <w:rPr>
+          <w:rFonts w:ascii="宋体" w:eastAsia="宋体" w:hAnsi="宋体" w:hint="eastAsia"/>
+          <w:b/>
+          <w:sz w:val="24"/>
+        </w:rPr>
+        <w:t>环境搭建与工具安装</w:t>
+      </w:r>
+    </w:p>
+    <w:p>
+      <w:pPr>
+        <w:rPr>
+          <w:rFonts w:ascii="宋体" w:eastAsia="宋体" w:hAnsi="宋体"/>
+        </w:rPr>
+      </w:pPr>
+      <w:r>
+        <w:rPr>
+          <w:rFonts w:ascii="宋体" w:eastAsia="宋体" w:hAnsi="宋体" w:hint="eastAsia"/>
+        </w:rPr>
+        <w:t>学习目标：掌握网页爬虫工具的安装和环境配置。</w:t>
+      </w:r>
+    </w:p>
+    <w:p>
+      <w:pPr>
+        <w:rPr>
+          <w:rFonts w:ascii="宋体" w:eastAsia="宋体" w:hAnsi="宋体"/>
+        </w:rPr>
+      </w:pPr>
+      <w:r>
+        <w:rPr>
+          <w:rFonts w:ascii="宋体" w:eastAsia="宋体" w:hAnsi="宋体" w:hint="eastAsia"/>
+        </w:rPr>
+        <w:t>内容：</w:t>
+      </w:r>
+    </w:p>
+    <w:p>
+      <w:pPr>
+        <w:rPr>
+          <w:rFonts w:ascii="宋体" w:eastAsia="宋体" w:hAnsi="宋体"/>
+        </w:rPr>
+      </w:pPr>
+      <w:r>
+        <w:rPr>
+          <w:rFonts w:ascii="宋体" w:eastAsia="宋体" w:hAnsi="宋体" w:hint="eastAsia"/>
+        </w:rPr>
+        <w:t>安装</w:t>
+      </w:r>
+      <w:r>
+        <w:rPr>
+          <w:rFonts w:ascii="宋体" w:eastAsia="宋体" w:hAnsi="宋体"/>
+        </w:rPr>
+        <w:t>Python和pip包管理工具。</w:t>
+      </w:r>
+    </w:p>
+    <w:p>
+      <w:pPr>
+        <w:rPr>
+          <w:rFonts w:ascii="宋体" w:eastAsia="宋体" w:hAnsi="宋体"/>
+        </w:rPr>
+      </w:pPr>
+      <w:r>
+        <w:rPr>
+          <w:rFonts w:ascii="宋体" w:eastAsia="宋体" w:hAnsi="宋体" w:hint="eastAsia"/>
+        </w:rPr>
+        <w:t>安装并配置</w:t>
+      </w:r>
+      <w:r>
+        <w:rPr>
+          <w:rFonts w:ascii="宋体" w:eastAsia="宋体" w:hAnsi="宋体"/>
+        </w:rPr>
+        <w:t>BeautifulSoup、Scrapy、Selenium。</w:t>
+      </w:r>
+    </w:p>
+    <w:p>
+      <w:pPr>
+        <w:rPr>
+          <w:rFonts w:ascii="宋体" w:eastAsia="宋体" w:hAnsi="宋体"/>
+        </w:rPr>
+      </w:pPr>
+    </w:p>
+    <w:p>
+      <w:pPr>
+        <w:rPr>
+          <w:rFonts w:ascii="宋体" w:eastAsia="宋体" w:hAnsi="宋体"/>
+          <w:b/>
+          <w:sz w:val="24"/>
+        </w:rPr>
+      </w:pPr>
+      <w:r>
+        <w:rPr>
+          <w:rFonts w:ascii="宋体" w:eastAsia="宋体" w:hAnsi="宋体" w:hint="eastAsia"/>
+          <w:b/>
+          <w:sz w:val="24"/>
+        </w:rPr>
+        <w:t>网页数据解析</w:t>
+      </w:r>
+    </w:p>
+    <w:p>
+      <w:pPr>
+        <w:rPr>
+          <w:rFonts w:ascii="宋体" w:eastAsia="宋体" w:hAnsi="宋体"/>
+        </w:rPr>
+      </w:pPr>
+      <w:r>
+        <w:rPr>
+          <w:rFonts w:ascii="宋体" w:eastAsia="宋体" w:hAnsi="宋体" w:hint="eastAsia"/>
+        </w:rPr>
+        <w:t>学习目标</w:t>
+      </w:r>
+      <w:r>
+        <w:rPr>
+          <w:rFonts w:ascii="宋体" w:eastAsia="宋体" w:hAnsi="宋体" w:hint="eastAsia"/>
+          <w:sz w:val="24"/>
+        </w:rPr>
+        <w:t>：</w:t>
+      </w:r>
+      <w:r>
+        <w:rPr>
+          <w:rFonts w:ascii="宋体" w:eastAsia="宋体" w:hAnsi="宋体" w:hint="eastAsia"/>
+          <w:sz w:val="24"/>
+          <w:u w:val="single"/>
+        </w:rPr>
+        <w:t xml:space="preserve"> </w:t>
       </w:r>
       <w:r>
         <w:rPr>
@@ -236,63 +585,170 @@
         <w:rPr>
           <w:rFonts w:ascii="宋体" w:eastAsia="宋体" w:hAnsi="宋体" w:hint="eastAsia"/>
         </w:rPr>
-        <w:t>什么是网页爬虫？</w:t>
-      </w:r>
-    </w:p>
-    <w:p>
-      <w:pPr>
-        <w:rPr>
-          <w:rFonts w:ascii="宋体" w:eastAsia="宋体" w:hAnsi="宋体"/>
-        </w:rPr>
-      </w:pPr>
-      <w:r>
-        <w:rPr>
-          <w:rFonts w:ascii="宋体" w:eastAsia="宋体" w:hAnsi="宋体" w:hint="eastAsia"/>
-        </w:rPr>
-        <w:t>网页爬虫的工作流程和基本结构。</w:t>
-      </w:r>
-    </w:p>
-    <w:p>
-      <w:pPr>
-        <w:rPr>
-          <w:rFonts w:ascii="宋体" w:eastAsia="宋体" w:hAnsi="宋体"/>
-        </w:rPr>
-      </w:pPr>
-      <w:r>
-        <w:rPr>
-          <w:rFonts w:ascii="宋体" w:eastAsia="宋体" w:hAnsi="宋体" w:hint="eastAsia"/>
-        </w:rPr>
-        <w:t>机器人协议（</w:t>
-      </w:r>
-      <w:r>
-        <w:rPr>
-          <w:rFonts w:ascii="宋体" w:eastAsia="宋体" w:hAnsi="宋体"/>
-        </w:rPr>
-        <w:t>robots.txt）的作用和遵守方法。</w:t>
-      </w:r>
-    </w:p>
-    <w:p>
-      <w:pPr>
-        <w:rPr>
-          <w:rFonts w:ascii="宋体" w:eastAsia="宋体" w:hAnsi="宋体"/>
-        </w:rPr>
-      </w:pPr>
-    </w:p>
-    <w:p>
-      <w:pPr>
-        <w:rPr>
-          <w:rFonts w:ascii="宋体" w:eastAsia="宋体" w:hAnsi="宋体"/>
-          <w:b/>
-          <w:sz w:val="24"/>
-        </w:rPr>
-      </w:pPr>
-      <w:r>
-        <w:rPr>
-          <w:rFonts w:ascii="宋体" w:eastAsia="宋体" w:hAnsi="宋体" w:hint="eastAsia"/>
-          <w:b/>
-          <w:sz w:val="24"/>
-        </w:rPr>
-        <w:t>常用网页爬虫工具简介</w:t>
+        <w:t>使用</w:t>
+      </w:r>
+      <w:r>
+        <w:rPr>
+          <w:rFonts w:ascii="宋体" w:eastAsia="宋体" w:hAnsi="宋体"/>
+        </w:rPr>
+        <w:t>BeautifulSoup进行HTML解析。</w:t>
+      </w:r>
+    </w:p>
+    <w:p>
+      <w:pPr>
+        <w:rPr>
+          <w:rFonts w:ascii="宋体" w:eastAsia="宋体" w:hAnsi="宋体"/>
+        </w:rPr>
+      </w:pPr>
+      <w:r>
+        <w:rPr>
+          <w:rFonts w:ascii="宋体" w:eastAsia="宋体" w:hAnsi="宋体" w:hint="eastAsia"/>
+        </w:rPr>
+        <w:t>使用</w:t>
+      </w:r>
+      <w:r>
+        <w:rPr>
+          <w:rFonts w:ascii="宋体" w:eastAsia="宋体" w:hAnsi="宋体"/>
+        </w:rPr>
+        <w:t>XPath和CSS选择器提取数据。</w:t>
+      </w:r>
+    </w:p>
+    <w:p>
+      <w:pPr>
+        <w:rPr>
+          <w:rFonts w:ascii="宋体" w:eastAsia="宋体" w:hAnsi="宋体"/>
+        </w:rPr>
+      </w:pPr>
+      <w:r>
+        <w:rPr>
+          <w:rFonts w:ascii="宋体" w:eastAsia="宋体" w:hAnsi="宋体" w:hint="eastAsia"/>
+        </w:rPr>
+        <w:t>实践操作：解析一个简单的网页数据。</w:t>
+      </w:r>
+    </w:p>
+    <w:p>
+      <w:pPr>
+        <w:rPr>
+          <w:rFonts w:ascii="宋体" w:eastAsia="宋体" w:hAnsi="宋体"/>
+        </w:rPr>
+      </w:pPr>
+    </w:p>
+    <w:p>
+      <w:pPr>
+        <w:rPr>
+          <w:rFonts w:ascii="宋体" w:eastAsia="宋体" w:hAnsi="宋体"/>
+          <w:b/>
+          <w:sz w:val="24"/>
+        </w:rPr>
+      </w:pPr>
+      <w:r>
+        <w:rPr>
+          <w:rFonts w:ascii="宋体" w:eastAsia="宋体" w:hAnsi="宋体" w:hint="eastAsia"/>
+          <w:b/>
+          <w:sz w:val="24"/>
+        </w:rPr>
+        <w:t>动态网页处理</w:t>
+      </w:r>
+    </w:p>
+    <w:p>
+      <w:pPr>
+        <w:rPr>
+          <w:rFonts w:ascii="宋体" w:eastAsia="宋体" w:hAnsi="宋体"/>
+        </w:rPr>
+      </w:pPr>
+      <w:r>
+        <w:rPr>
+          <w:rFonts w:ascii="宋体" w:eastAsia="宋体" w:hAnsi="宋体" w:hint="eastAsia"/>
+        </w:rPr>
+        <w:t>学习目标：掌握处理动态网页的方法。</w:t>
+      </w:r>
+    </w:p>
+    <w:p>
+      <w:pPr>
+        <w:rPr>
+          <w:rFonts w:ascii="宋体" w:eastAsia="宋体" w:hAnsi="宋体"/>
+        </w:rPr>
+      </w:pPr>
+      <w:r>
+        <w:rPr>
+          <w:rFonts w:ascii="宋体" w:eastAsia="宋体" w:hAnsi="宋体" w:hint="eastAsia"/>
+        </w:rPr>
+        <w:t>内容：</w:t>
+      </w:r>
+    </w:p>
+    <w:p>
+      <w:pPr>
+        <w:rPr>
+          <w:rFonts w:ascii="宋体" w:eastAsia="宋体" w:hAnsi="宋体"/>
+        </w:rPr>
+      </w:pPr>
+      <w:r>
+        <w:rPr>
+          <w:rFonts w:ascii="宋体" w:eastAsia="宋体" w:hAnsi="宋体" w:hint="eastAsia"/>
+        </w:rPr>
+        <w:t>使用</w:t>
+      </w:r>
+      <w:r>
+        <w:rPr>
+          <w:rFonts w:ascii="宋体" w:eastAsia="宋体" w:hAnsi="宋体"/>
+        </w:rPr>
+        <w:t>Selenium模拟浏览器操作。</w:t>
+      </w:r>
+    </w:p>
+    <w:p>
+      <w:pPr>
+        <w:rPr>
+          <w:rFonts w:ascii="宋体" w:eastAsia="宋体" w:hAnsi="宋体"/>
+        </w:rPr>
+      </w:pPr>
+      <w:r>
+        <w:rPr>
+          <w:rFonts w:ascii="宋体" w:eastAsia="宋体" w:hAnsi="宋体" w:hint="eastAsia"/>
+        </w:rPr>
+        <w:t>处理动态加载的数据，如</w:t>
+      </w:r>
+      <w:r>
+        <w:rPr>
+          <w:rFonts w:ascii="宋体" w:eastAsia="宋体" w:hAnsi="宋体"/>
+        </w:rPr>
+        <w:t>Ajax请求。</w:t>
+      </w:r>
+    </w:p>
+    <w:p>
+      <w:pPr>
+        <w:rPr>
+          <w:rFonts w:ascii="宋体" w:eastAsia="宋体" w:hAnsi="宋体"/>
+        </w:rPr>
+      </w:pPr>
+      <w:r>
+        <w:rPr>
+          <w:rFonts w:ascii="宋体" w:eastAsia="宋体" w:hAnsi="宋体" w:hint="eastAsia"/>
+        </w:rPr>
+        <w:t>实践操作：爬取一个动态加载的网页数据。</w:t>
+      </w:r>
+    </w:p>
+    <w:p>
+      <w:pPr>
+        <w:rPr>
+          <w:rFonts w:ascii="宋体" w:eastAsia="宋体" w:hAnsi="宋体"/>
+        </w:rPr>
+      </w:pPr>
+    </w:p>
+    <w:p>
+      <w:pPr>
+        <w:rPr>
+          <w:rFonts w:ascii="宋体" w:eastAsia="宋体" w:hAnsi="宋体"/>
+          <w:b/>
+          <w:sz w:val="24"/>
+        </w:rPr>
+      </w:pPr>
+      <w:r>
+        <w:rPr>
+          <w:rFonts w:ascii="宋体" w:eastAsia="宋体" w:hAnsi="宋体"/>
+          <w:b/>
+          <w:sz w:val="24"/>
+        </w:rPr>
+        <w:t>Scrapy框架实战</w:t>
       </w:r>
     </w:p>
     <w:p>
@@ -328,23 +784,23 @@
           <w:sz w:val="24"/>
           <w:u w:val="single"/>
         </w:rPr>
+        <w:t xml:space="preserve">    </w:t>
+      </w:r>
+      <w:r>
+        <w:rPr>
+          <w:rFonts w:ascii="宋体" w:eastAsia="宋体" w:hAnsi="宋体" w:hint="eastAsia"/>
+          <w:sz w:val="24"/>
+          <w:u w:val="single"/>
+        </w:rPr>
         <w:t xml:space="preserve"> </w:t>
       </w:r>
       <w:r>
         <w:rPr>
-          <w:rFonts w:ascii="宋体" w:eastAsia="宋体" w:hAnsi="宋体" w:hint="eastAsia"/>
-          <w:sz w:val="24"/>
-          <w:u w:val="single"/>
-        </w:rPr>
-        <w:t>掌握常用网页爬虫工具的使用</w:t>
-      </w:r>
-      <w:r>
-        <w:rPr>
-          <w:rFonts w:ascii="宋体" w:eastAsia="宋体" w:hAnsi="宋体"/>
-          <w:sz w:val="24"/>
-          <w:u w:val="single"/>
-        </w:rPr>
-        <w:t xml:space="preserve">   </w:t>
+          <w:rFonts w:ascii="宋体" w:eastAsia="宋体" w:hAnsi="宋体"/>
+          <w:sz w:val="24"/>
+          <w:u w:val="single"/>
+        </w:rPr>
+        <w:t xml:space="preserve">    </w:t>
       </w:r>
       <w:r>
         <w:rPr>
@@ -362,6 +818,127 @@
         </w:rPr>
         <w:t xml:space="preserve">    </w:t>
       </w:r>
+    </w:p>
+    <w:p>
+      <w:pPr>
+        <w:rPr>
+          <w:rFonts w:ascii="宋体" w:eastAsia="宋体" w:hAnsi="宋体"/>
+        </w:rPr>
+      </w:pPr>
+      <w:r>
+        <w:rPr>
+          <w:rFonts w:ascii="宋体" w:eastAsia="宋体" w:hAnsi="宋体" w:hint="eastAsia"/>
+        </w:rPr>
+        <w:t>内容：</w:t>
+      </w:r>
+    </w:p>
+    <w:p>
+      <w:pPr>
+        <w:rPr>
+          <w:rFonts w:ascii="宋体" w:eastAsia="宋体" w:hAnsi="宋体"/>
+        </w:rPr>
+      </w:pPr>
+      <w:r>
+        <w:rPr>
+          <w:rFonts w:ascii="宋体" w:eastAsia="宋体" w:hAnsi="宋体"/>
+        </w:rPr>
+        <w:t>Scrapy项目的创建和基本配置。</w:t>
+      </w:r>
+    </w:p>
+    <w:p>
+      <w:pPr>
+        <w:rPr>
+          <w:rFonts w:ascii="宋体" w:eastAsia="宋体" w:hAnsi="宋体"/>
+        </w:rPr>
+      </w:pPr>
+      <w:r>
+        <w:rPr>
+          <w:rFonts w:ascii="宋体" w:eastAsia="宋体" w:hAnsi="宋体" w:hint="eastAsia"/>
+        </w:rPr>
+        <w:t>编写爬虫脚本，设置抓取规则。</w:t>
+      </w:r>
+    </w:p>
+    <w:p>
+      <w:pPr>
+        <w:rPr>
+          <w:rFonts w:ascii="宋体" w:eastAsia="宋体" w:hAnsi="宋体"/>
+        </w:rPr>
+      </w:pPr>
+      <w:r>
+        <w:rPr>
+          <w:rFonts w:ascii="宋体" w:eastAsia="宋体" w:hAnsi="宋体" w:hint="eastAsia"/>
+        </w:rPr>
+        <w:t>数据存储与导出：将数据保存为</w:t>
+      </w:r>
+      <w:r>
+        <w:rPr>
+          <w:rFonts w:ascii="宋体" w:eastAsia="宋体" w:hAnsi="宋体"/>
+        </w:rPr>
+        <w:t>CSV、JSON等格式。</w:t>
+      </w:r>
+    </w:p>
+    <w:p>
+      <w:pPr>
+        <w:rPr>
+          <w:rFonts w:ascii="宋体" w:eastAsia="宋体" w:hAnsi="宋体"/>
+        </w:rPr>
+      </w:pPr>
+      <w:r>
+        <w:rPr>
+          <w:rFonts w:ascii="宋体" w:eastAsia="宋体" w:hAnsi="宋体" w:hint="eastAsia"/>
+        </w:rPr>
+        <w:t>实践操作：构建一个</w:t>
+      </w:r>
+      <w:r>
+        <w:rPr>
+          <w:rFonts w:ascii="宋体" w:eastAsia="宋体" w:hAnsi="宋体"/>
+        </w:rPr>
+        <w:t>Scrapy爬虫项目，获取上市公司财务报告。</w:t>
+      </w:r>
+    </w:p>
+    <w:p>
+      <w:pPr>
+        <w:rPr>
+          <w:rFonts w:ascii="宋体" w:eastAsia="宋体" w:hAnsi="宋体"/>
+        </w:rPr>
+      </w:pPr>
+    </w:p>
+    <w:p>
+      <w:pPr>
+        <w:rPr>
+          <w:rFonts w:ascii="宋体" w:eastAsia="宋体" w:hAnsi="宋体"/>
+          <w:b/>
+          <w:sz w:val="24"/>
+        </w:rPr>
+      </w:pPr>
+      <w:r>
+        <w:rPr>
+          <w:rFonts w:ascii="宋体" w:eastAsia="宋体" w:hAnsi="宋体" w:hint="eastAsia"/>
+          <w:b/>
+          <w:sz w:val="24"/>
+        </w:rPr>
+        <w:t>数据清洗与处理</w:t>
+      </w:r>
+    </w:p>
+    <w:p>
+      <w:pPr>
+        <w:rPr>
+          <w:rFonts w:ascii="宋体" w:eastAsia="宋体" w:hAnsi="宋体"/>
+        </w:rPr>
+      </w:pPr>
+      <w:r>
+        <w:rPr>
+          <w:rFonts w:ascii="宋体" w:eastAsia="宋体" w:hAnsi="宋体" w:hint="eastAsia"/>
+        </w:rPr>
+        <w:t>学习目标</w:t>
+      </w:r>
+      <w:r>
+        <w:rPr>
+          <w:rFonts w:ascii="宋体" w:eastAsia="宋体" w:hAnsi="宋体" w:hint="eastAsia"/>
+          <w:sz w:val="24"/>
+        </w:rPr>
+        <w:t>：</w:t>
+      </w:r>
       <w:r>
         <w:rPr>
           <w:rFonts w:ascii="宋体" w:eastAsia="宋体" w:hAnsi="宋体" w:hint="eastAsia"/>
@@ -376,8 +953,40 @@
           <w:sz w:val="24"/>
           <w:u w:val="single"/>
         </w:rPr>
+        <w:t xml:space="preserve">  </w:t>
+      </w:r>
+      <w:r>
+        <w:rPr>
+          <w:rFonts w:ascii="宋体" w:eastAsia="宋体" w:hAnsi="宋体" w:hint="eastAsia"/>
+          <w:sz w:val="24"/>
+          <w:u w:val="single"/>
+        </w:rPr>
+        <w:t xml:space="preserve"> </w:t>
+      </w:r>
+      <w:r>
+        <w:rPr>
+          <w:rFonts w:ascii="宋体" w:eastAsia="宋体" w:hAnsi="宋体"/>
+          <w:sz w:val="24"/>
+          <w:u w:val="single"/>
+        </w:rPr>
         <w:t xml:space="preserve">    </w:t>
       </w:r>
+      <w:r>
+        <w:rPr>
+          <w:rFonts w:ascii="宋体" w:eastAsia="宋体" w:hAnsi="宋体" w:hint="eastAsia"/>
+          <w:sz w:val="24"/>
+          <w:u w:val="single"/>
+        </w:rPr>
+        <w:t xml:space="preserve"> </w:t>
+      </w:r>
+      <w:r>
+        <w:rPr>
+          <w:rFonts w:ascii="宋体" w:eastAsia="宋体" w:hAnsi="宋体"/>
+          <w:sz w:val="24"/>
+          <w:u w:val="single"/>
+        </w:rPr>
+        <w:t xml:space="preserve">    </w:t>
+      </w:r>
     </w:p>
     <w:p>
       <w:pPr>
@@ -400,72 +1009,72 @@
       </w:pPr>
       <w:r>
         <w:rPr>
-          <w:rFonts w:ascii="宋体" w:eastAsia="宋体" w:hAnsi="宋体"/>
-        </w:rPr>
-        <w:t>BeautifulSoup：用于解析HTML和XML文档。</w:t>
-      </w:r>
-    </w:p>
-    <w:p>
-      <w:pPr>
-        <w:rPr>
-          <w:rFonts w:ascii="宋体" w:eastAsia="宋体" w:hAnsi="宋体"/>
-        </w:rPr>
-      </w:pPr>
-      <w:r>
-        <w:rPr>
-          <w:rFonts w:ascii="宋体" w:eastAsia="宋体" w:hAnsi="宋体"/>
-        </w:rPr>
-        <w:t>Scrapy：一个快速、高效的网页爬虫框架。</w:t>
-      </w:r>
-    </w:p>
-    <w:p>
-      <w:pPr>
-        <w:rPr>
-          <w:rFonts w:ascii="宋体" w:eastAsia="宋体" w:hAnsi="宋体"/>
-        </w:rPr>
-      </w:pPr>
-      <w:r>
-        <w:rPr>
-          <w:rFonts w:ascii="宋体" w:eastAsia="宋体" w:hAnsi="宋体"/>
-        </w:rPr>
-        <w:t>Selenium：用于模拟浏览器操作，处理动态网页。</w:t>
-      </w:r>
-    </w:p>
-    <w:p>
-      <w:pPr>
-        <w:rPr>
-          <w:rFonts w:ascii="宋体" w:eastAsia="宋体" w:hAnsi="宋体"/>
-        </w:rPr>
-      </w:pPr>
-    </w:p>
-    <w:p>
-      <w:pPr>
-        <w:rPr>
-          <w:rFonts w:ascii="宋体" w:eastAsia="宋体" w:hAnsi="宋体"/>
-          <w:b/>
-          <w:sz w:val="24"/>
-        </w:rPr>
-      </w:pPr>
-      <w:r>
-        <w:rPr>
-          <w:rFonts w:ascii="宋体" w:eastAsia="宋体" w:hAnsi="宋体" w:hint="eastAsia"/>
-          <w:b/>
-          <w:sz w:val="24"/>
-        </w:rPr>
-        <w:t>环境搭建与工具安装</w:t>
-      </w:r>
-    </w:p>
-    <w:p>
-      <w:pPr>
-        <w:rPr>
-          <w:rFonts w:ascii="宋体" w:eastAsia="宋体" w:hAnsi="宋体"/>
-        </w:rPr>
-      </w:pPr>
-      <w:r>
-        <w:rPr>
-          <w:rFonts w:ascii="宋体" w:eastAsia="宋体" w:hAnsi="宋体" w:hint="eastAsia"/>
-        </w:rPr>
-        <w:t>学习目标：掌握网页爬虫工具的安装和环境配置。</w:t>
+          <w:rFonts w:ascii="宋体" w:eastAsia="宋体" w:hAnsi="宋体" w:hint="eastAsia"/>
+        </w:rPr>
+        <w:t>数据去重、缺失值处理。</w:t>
+      </w:r>
+    </w:p>
+    <w:p>
+      <w:pPr>
+        <w:rPr>
+          <w:rFonts w:ascii="宋体" w:eastAsia="宋体" w:hAnsi="宋体"/>
+        </w:rPr>
+      </w:pPr>
+      <w:r>
+        <w:rPr>
+          <w:rFonts w:ascii="宋体" w:eastAsia="宋体" w:hAnsi="宋体" w:hint="eastAsia"/>
+        </w:rPr>
+        <w:t>数据格式转换与规范化。</w:t>
+      </w:r>
+    </w:p>
+    <w:p>
+      <w:pPr>
+        <w:rPr>
+          <w:rFonts w:ascii="宋体" w:eastAsia="宋体" w:hAnsi="宋体"/>
+        </w:rPr>
+      </w:pPr>
+      <w:r>
+        <w:rPr>
+          <w:rFonts w:ascii="宋体" w:eastAsia="宋体" w:hAnsi="宋体" w:hint="eastAsia"/>
+        </w:rPr>
+        <w:t>实践操作：对获取的财务报告数据进行清洗和处理。</w:t>
+      </w:r>
+    </w:p>
+    <w:p>
+      <w:pPr>
+        <w:rPr>
+          <w:rFonts w:ascii="宋体" w:eastAsia="宋体" w:hAnsi="宋体"/>
+        </w:rPr>
+      </w:pPr>
+    </w:p>
+    <w:p>
+      <w:pPr>
+        <w:rPr>
+          <w:rFonts w:ascii="宋体" w:eastAsia="宋体" w:hAnsi="宋体"/>
+          <w:b/>
+          <w:sz w:val="24"/>
+        </w:rPr>
+      </w:pPr>
+      <w:r>
+        <w:rPr>
+          <w:rFonts w:ascii="宋体" w:eastAsia="宋体" w:hAnsi="宋体" w:hint="eastAsia"/>
+          <w:b/>
+          <w:sz w:val="24"/>
+        </w:rPr>
+        <w:t>综合项目实践</w:t>
+      </w:r>
+    </w:p>
+    <w:p>
+      <w:pPr>
+        <w:rPr>
+          <w:rFonts w:ascii="宋体" w:eastAsia="宋体" w:hAnsi="宋体"/>
+        </w:rPr>
+      </w:pPr>
+      <w:r>
+        <w:rPr>
+          <w:rFonts w:ascii="宋体" w:eastAsia="宋体" w:hAnsi="宋体" w:hint="eastAsia"/>
+        </w:rPr>
+        <w:t>学习目标：综合运用所学知识进行网页爬虫项目。</w:t>
       </w:r>
     </w:p>
     <w:p>
@@ -491,140 +1100,133 @@
         <w:rPr>
           <w:rFonts w:ascii="宋体" w:eastAsia="宋体" w:hAnsi="宋体" w:hint="eastAsia"/>
         </w:rPr>
-        <w:t>安装</w:t>
-      </w:r>
-      <w:r>
-        <w:rPr>
-          <w:rFonts w:ascii="宋体" w:eastAsia="宋体" w:hAnsi="宋体"/>
-        </w:rPr>
-        <w:t>Python和pip包管理工具。</w:t>
-      </w:r>
-    </w:p>
-    <w:p>
-      <w:pPr>
-        <w:rPr>
-          <w:rFonts w:ascii="宋体" w:eastAsia="宋体" w:hAnsi="宋体"/>
-        </w:rPr>
-      </w:pPr>
-      <w:r>
-        <w:rPr>
-          <w:rFonts w:ascii="宋体" w:eastAsia="宋体" w:hAnsi="宋体" w:hint="eastAsia"/>
-        </w:rPr>
-        <w:t>安装并配置</w:t>
-      </w:r>
-      <w:r>
-        <w:rPr>
-          <w:rFonts w:ascii="宋体" w:eastAsia="宋体" w:hAnsi="宋体"/>
-        </w:rPr>
-        <w:t>BeautifulSoup、Scrapy、Selenium。</w:t>
-      </w:r>
-    </w:p>
-    <w:p>
-      <w:pPr>
-        <w:rPr>
-          <w:rFonts w:ascii="宋体" w:eastAsia="宋体" w:hAnsi="宋体"/>
-        </w:rPr>
-      </w:pPr>
-    </w:p>
-    <w:p>
-      <w:pPr>
-        <w:rPr>
-          <w:rFonts w:ascii="宋体" w:eastAsia="宋体" w:hAnsi="宋体"/>
-          <w:b/>
-          <w:sz w:val="24"/>
-        </w:rPr>
-      </w:pPr>
-      <w:r>
-        <w:rPr>
-          <w:rFonts w:ascii="宋体" w:eastAsia="宋体" w:hAnsi="宋体" w:hint="eastAsia"/>
-          <w:b/>
-          <w:sz w:val="24"/>
-        </w:rPr>
-        <w:t>网页数据解析</w:t>
-      </w:r>
-    </w:p>
-    <w:p>
-      <w:pPr>
-        <w:rPr>
-          <w:rFonts w:ascii="宋体" w:eastAsia="宋体" w:hAnsi="宋体"/>
-        </w:rPr>
-      </w:pPr>
-      <w:r>
-        <w:rPr>
-          <w:rFonts w:ascii="宋体" w:eastAsia="宋体" w:hAnsi="宋体" w:hint="eastAsia"/>
-        </w:rPr>
-        <w:t>学习目标</w:t>
-      </w:r>
-      <w:r>
-        <w:rPr>
-          <w:rFonts w:ascii="宋体" w:eastAsia="宋体" w:hAnsi="宋体" w:hint="eastAsia"/>
-          <w:sz w:val="24"/>
-        </w:rPr>
-        <w:t>：</w:t>
-      </w:r>
-      <w:r>
-        <w:rPr>
-          <w:rFonts w:ascii="宋体" w:eastAsia="宋体" w:hAnsi="宋体" w:hint="eastAsia"/>
-          <w:sz w:val="24"/>
-          <w:u w:val="single"/>
-        </w:rPr>
-        <w:t xml:space="preserve"> </w:t>
-      </w:r>
-      <w:r>
-        <w:rPr>
-          <w:rFonts w:ascii="宋体" w:eastAsia="宋体" w:hAnsi="宋体"/>
-          <w:sz w:val="24"/>
-          <w:u w:val="single"/>
-        </w:rPr>
-        <w:t xml:space="preserve">  </w:t>
-      </w:r>
-      <w:r>
-        <w:rPr>
-          <w:rFonts w:ascii="宋体" w:eastAsia="宋体" w:hAnsi="宋体" w:hint="eastAsia"/>
-          <w:sz w:val="24"/>
-          <w:u w:val="single"/>
-        </w:rPr>
-        <w:t>掌握一些网页数据的解析方法</w:t>
-      </w:r>
-      <w:r>
-        <w:rPr>
-          <w:rFonts w:ascii="宋体" w:eastAsia="宋体" w:hAnsi="宋体"/>
-          <w:sz w:val="24"/>
-          <w:u w:val="single"/>
-        </w:rPr>
-        <w:t xml:space="preserve">  </w:t>
-      </w:r>
-      <w:r>
-        <w:rPr>
-          <w:rFonts w:ascii="宋体" w:eastAsia="宋体" w:hAnsi="宋体" w:hint="eastAsia"/>
-          <w:sz w:val="24"/>
-          <w:u w:val="single"/>
-        </w:rPr>
-        <w:t xml:space="preserve"> </w:t>
-      </w:r>
-      <w:r>
-        <w:rPr>
-          <w:rFonts w:ascii="宋体" w:eastAsia="宋体" w:hAnsi="宋体"/>
-          <w:sz w:val="24"/>
-          <w:u w:val="single"/>
-        </w:rPr>
-        <w:t xml:space="preserve">    </w:t>
-      </w:r>
-      <w:r>
-        <w:rPr>
-          <w:rFonts w:ascii="宋体" w:eastAsia="宋体" w:hAnsi="宋体" w:hint="eastAsia"/>
-          <w:sz w:val="24"/>
-          <w:u w:val="single"/>
-        </w:rPr>
-        <w:t xml:space="preserve"> </w:t>
-      </w:r>
-      <w:r>
-        <w:rPr>
-          <w:rFonts w:ascii="宋体" w:eastAsia="宋体" w:hAnsi="宋体"/>
-          <w:sz w:val="24"/>
-          <w:u w:val="single"/>
-        </w:rPr>
-        <w:t xml:space="preserve">    </w:t>
+        <w:t>项目介绍：构建一个完整的财务报告爬虫项目。</w:t>
+      </w:r>
+    </w:p>
+    <w:p>
+      <w:pPr>
+        <w:rPr>
+          <w:rFonts w:ascii="宋体" w:eastAsia="宋体" w:hAnsi="宋体"/>
+        </w:rPr>
+      </w:pPr>
+      <w:r>
+        <w:rPr>
+          <w:rFonts w:ascii="宋体" w:eastAsia="宋体" w:hAnsi="宋体" w:hint="eastAsia"/>
+        </w:rPr>
+        <w:t>数据采集：获取多个网站的财务报告数据。</w:t>
+      </w:r>
+    </w:p>
+    <w:p>
+      <w:pPr>
+        <w:rPr>
+          <w:rFonts w:ascii="宋体" w:eastAsia="宋体" w:hAnsi="宋体"/>
+        </w:rPr>
+      </w:pPr>
+      <w:r>
+        <w:rPr>
+          <w:rFonts w:ascii="宋体" w:eastAsia="宋体" w:hAnsi="宋体" w:hint="eastAsia"/>
+        </w:rPr>
+        <w:t>数据处理与分析：清洗并分析获取的数据。</w:t>
+      </w:r>
+    </w:p>
+    <w:p>
+      <w:pPr>
+        <w:rPr>
+          <w:rFonts w:ascii="宋体" w:eastAsia="宋体" w:hAnsi="宋体"/>
+        </w:rPr>
+      </w:pPr>
+      <w:r>
+        <w:rPr>
+          <w:rFonts w:ascii="宋体" w:eastAsia="宋体" w:hAnsi="宋体" w:hint="eastAsia"/>
+        </w:rPr>
+        <w:t>项目评审：展示爬虫成果，讲解实现思路和遇到的问题。</w:t>
+      </w:r>
+    </w:p>
+    <w:p>
+      <w:pPr>
+        <w:rPr>
+          <w:rFonts w:ascii="宋体" w:eastAsia="宋体" w:hAnsi="宋体"/>
+        </w:rPr>
+      </w:pPr>
+    </w:p>
+    <w:p>
+      <w:pPr>
+        <w:rPr>
+          <w:rFonts w:ascii="宋体" w:eastAsia="宋体" w:hAnsi="宋体"/>
+          <w:b/>
+          <w:sz w:val="24"/>
+        </w:rPr>
+      </w:pPr>
+      <w:r>
+        <w:rPr>
+          <w:rFonts w:ascii="宋体" w:eastAsia="宋体" w:hAnsi="宋体" w:hint="eastAsia"/>
+          <w:b/>
+          <w:sz w:val="24"/>
+        </w:rPr>
+        <w:t>总结与答疑</w:t>
+      </w:r>
+    </w:p>
+    <w:p>
+      <w:pPr>
+        <w:rPr>
+          <w:rFonts w:ascii="宋体" w:eastAsia="宋体" w:hAnsi="宋体"/>
+        </w:rPr>
+      </w:pPr>
+      <w:r>
+        <w:rPr>
+          <w:rFonts w:ascii="宋体" w:eastAsia="宋体" w:hAnsi="宋体" w:hint="eastAsia"/>
+        </w:rPr>
+        <w:t>学习目标：巩固所学内容，解决学员疑问。</w:t>
+      </w:r>
+    </w:p>
+    <w:p>
+      <w:pPr>
+        <w:rPr>
+          <w:rFonts w:ascii="宋体" w:eastAsia="宋体" w:hAnsi="宋体"/>
+        </w:rPr>
+      </w:pPr>
+      <w:r>
+        <w:rPr>
+          <w:rFonts w:ascii="宋体" w:eastAsia="宋体" w:hAnsi="宋体" w:hint="eastAsia"/>
+        </w:rPr>
+        <w:t>内容：培训内容总结，关键点回顾，学员提问与解答。</w:t>
+      </w:r>
+    </w:p>
+    <w:p>
+      <w:pPr>
+        <w:rPr>
+          <w:rFonts w:ascii="宋体" w:eastAsia="宋体" w:hAnsi="宋体"/>
+        </w:rPr>
+      </w:pPr>
+    </w:p>
+    <w:p>
+      <w:pPr>
+        <w:rPr>
+          <w:rFonts w:ascii="宋体" w:eastAsia="宋体" w:hAnsi="宋体"/>
+          <w:b/>
+          <w:sz w:val="24"/>
+        </w:rPr>
+      </w:pPr>
+      <w:r>
+        <w:rPr>
+          <w:rFonts w:ascii="宋体" w:eastAsia="宋体" w:hAnsi="宋体" w:hint="eastAsia"/>
+          <w:b/>
+          <w:sz w:val="24"/>
+        </w:rPr>
+        <w:t>评估测试</w:t>
+      </w:r>
+    </w:p>
+    <w:p>
+      <w:pPr>
+        <w:rPr>
+          <w:rFonts w:ascii="宋体" w:eastAsia="宋体" w:hAnsi="宋体"/>
+        </w:rPr>
+      </w:pPr>
+      <w:r>
+        <w:rPr>
+          <w:rFonts w:ascii="宋体" w:eastAsia="宋体" w:hAnsi="宋体" w:hint="eastAsia"/>
+        </w:rPr>
+        <w:t>学习目标：评估学员掌握的网页爬虫技能。</w:t>
       </w:r>
     </w:p>
     <w:p>
@@ -650,713 +1252,28 @@
         <w:rPr>
           <w:rFonts w:ascii="宋体" w:eastAsia="宋体" w:hAnsi="宋体" w:hint="eastAsia"/>
         </w:rPr>
-        <w:t>使用</w:t>
-      </w:r>
-      <w:r>
-        <w:rPr>
-          <w:rFonts w:ascii="宋体" w:eastAsia="宋体" w:hAnsi="宋体"/>
-        </w:rPr>
-        <w:t>BeautifulSoup进行HTML解析。</w:t>
-      </w:r>
-    </w:p>
-    <w:p>
-      <w:pPr>
-        <w:rPr>
-          <w:rFonts w:ascii="宋体" w:eastAsia="宋体" w:hAnsi="宋体"/>
-        </w:rPr>
-      </w:pPr>
-      <w:r>
-        <w:rPr>
-          <w:rFonts w:ascii="宋体" w:eastAsia="宋体" w:hAnsi="宋体" w:hint="eastAsia"/>
-        </w:rPr>
-        <w:t>使用</w:t>
-      </w:r>
-      <w:r>
-        <w:rPr>
-          <w:rFonts w:ascii="宋体" w:eastAsia="宋体" w:hAnsi="宋体"/>
-        </w:rPr>
-        <w:t>XPath和CSS选择器提取数据。</w:t>
-      </w:r>
-    </w:p>
-    <w:p>
-      <w:pPr>
-        <w:rPr>
-          <w:rFonts w:ascii="宋体" w:eastAsia="宋体" w:hAnsi="宋体"/>
-        </w:rPr>
-      </w:pPr>
-      <w:r>
-        <w:rPr>
-          <w:rFonts w:ascii="宋体" w:eastAsia="宋体" w:hAnsi="宋体" w:hint="eastAsia"/>
-        </w:rPr>
-        <w:t>实践操作：解析一个简单的网页数据。</w:t>
-      </w:r>
-    </w:p>
-    <w:p>
-      <w:pPr>
-        <w:rPr>
-          <w:rFonts w:ascii="宋体" w:eastAsia="宋体" w:hAnsi="宋体"/>
-        </w:rPr>
-      </w:pPr>
-    </w:p>
-    <w:p>
-      <w:pPr>
-        <w:rPr>
-          <w:rFonts w:ascii="宋体" w:eastAsia="宋体" w:hAnsi="宋体"/>
-          <w:b/>
-          <w:sz w:val="24"/>
-        </w:rPr>
-      </w:pPr>
-      <w:r>
-        <w:rPr>
-          <w:rFonts w:ascii="宋体" w:eastAsia="宋体" w:hAnsi="宋体" w:hint="eastAsia"/>
-          <w:b/>
-          <w:sz w:val="24"/>
-        </w:rPr>
-        <w:t>动态网页处理</w:t>
-      </w:r>
-    </w:p>
-    <w:p>
-      <w:pPr>
-        <w:rPr>
-          <w:rFonts w:ascii="宋体" w:eastAsia="宋体" w:hAnsi="宋体"/>
-        </w:rPr>
-      </w:pPr>
-      <w:r>
-        <w:rPr>
-          <w:rFonts w:ascii="宋体" w:eastAsia="宋体" w:hAnsi="宋体" w:hint="eastAsia"/>
-        </w:rPr>
-        <w:t>学习目标：掌握处理动态网页的方法。</w:t>
-      </w:r>
-    </w:p>
-    <w:p>
-      <w:pPr>
-        <w:rPr>
-          <w:rFonts w:ascii="宋体" w:eastAsia="宋体" w:hAnsi="宋体"/>
-        </w:rPr>
-      </w:pPr>
-      <w:r>
-        <w:rPr>
-          <w:rFonts w:ascii="宋体" w:eastAsia="宋体" w:hAnsi="宋体" w:hint="eastAsia"/>
-        </w:rPr>
-        <w:t>内容：</w:t>
-      </w:r>
-    </w:p>
-    <w:p>
-      <w:pPr>
-        <w:rPr>
-          <w:rFonts w:ascii="宋体" w:eastAsia="宋体" w:hAnsi="宋体"/>
-        </w:rPr>
-      </w:pPr>
-      <w:r>
-        <w:rPr>
-          <w:rFonts w:ascii="宋体" w:eastAsia="宋体" w:hAnsi="宋体" w:hint="eastAsia"/>
-        </w:rPr>
-        <w:t>使用</w:t>
-      </w:r>
-      <w:r>
-        <w:rPr>
-          <w:rFonts w:ascii="宋体" w:eastAsia="宋体" w:hAnsi="宋体"/>
-        </w:rPr>
-        <w:t>Selenium模拟浏览器操作。</w:t>
-      </w:r>
-    </w:p>
-    <w:p>
-      <w:pPr>
-        <w:rPr>
-          <w:rFonts w:ascii="宋体" w:eastAsia="宋体" w:hAnsi="宋体"/>
-        </w:rPr>
-      </w:pPr>
-      <w:r>
-        <w:rPr>
-          <w:rFonts w:ascii="宋体" w:eastAsia="宋体" w:hAnsi="宋体" w:hint="eastAsia"/>
-        </w:rPr>
-        <w:t>处理动态加载的数据，如</w:t>
-      </w:r>
-      <w:r>
-        <w:rPr>
-          <w:rFonts w:ascii="宋体" w:eastAsia="宋体" w:hAnsi="宋体"/>
-        </w:rPr>
-        <w:t>Ajax请求。</w:t>
-      </w:r>
-    </w:p>
-    <w:p>
-      <w:pPr>
-        <w:rPr>
-          <w:rFonts w:ascii="宋体" w:eastAsia="宋体" w:hAnsi="宋体"/>
-        </w:rPr>
-      </w:pPr>
-      <w:r>
-        <w:rPr>
-          <w:rFonts w:ascii="宋体" w:eastAsia="宋体" w:hAnsi="宋体" w:hint="eastAsia"/>
-        </w:rPr>
-        <w:t>实践操作：爬取一个动态加载的网页数据。</w:t>
-      </w:r>
-    </w:p>
-    <w:p>
-      <w:pPr>
-        <w:rPr>
-          <w:rFonts w:ascii="宋体" w:eastAsia="宋体" w:hAnsi="宋体"/>
-        </w:rPr>
-      </w:pPr>
-    </w:p>
-    <w:p>
-      <w:pPr>
-        <w:rPr>
-          <w:rFonts w:ascii="宋体" w:eastAsia="宋体" w:hAnsi="宋体"/>
-          <w:b/>
-          <w:sz w:val="24"/>
-        </w:rPr>
-      </w:pPr>
-      <w:r>
-        <w:rPr>
-          <w:rFonts w:ascii="宋体" w:eastAsia="宋体" w:hAnsi="宋体"/>
-          <w:b/>
-          <w:sz w:val="24"/>
-        </w:rPr>
-        <w:t>Scrapy框架实战</w:t>
-      </w:r>
-    </w:p>
-    <w:p>
-      <w:pPr>
-        <w:rPr>
-          <w:rFonts w:ascii="宋体" w:eastAsia="宋体" w:hAnsi="宋体"/>
-        </w:rPr>
-      </w:pPr>
-      <w:r>
-        <w:rPr>
-          <w:rFonts w:ascii="宋体" w:eastAsia="宋体" w:hAnsi="宋体" w:hint="eastAsia"/>
-        </w:rPr>
-        <w:t>学习目标</w:t>
-      </w:r>
-      <w:r>
-        <w:rPr>
-          <w:rFonts w:ascii="宋体" w:eastAsia="宋体" w:hAnsi="宋体" w:hint="eastAsia"/>
-          <w:sz w:val="24"/>
-        </w:rPr>
-        <w:t>：</w:t>
-      </w:r>
-      <w:r>
-        <w:rPr>
-          <w:rFonts w:ascii="宋体" w:eastAsia="宋体" w:hAnsi="宋体" w:hint="eastAsia"/>
-          <w:sz w:val="24"/>
-          <w:u w:val="single"/>
-        </w:rPr>
-        <w:t xml:space="preserve"> </w:t>
-      </w:r>
-      <w:r>
-        <w:rPr>
-          <w:rFonts w:ascii="宋体" w:eastAsia="宋体" w:hAnsi="宋体"/>
-          <w:sz w:val="24"/>
-          <w:u w:val="single"/>
-        </w:rPr>
-        <w:t xml:space="preserve">    </w:t>
-      </w:r>
-      <w:r>
-        <w:rPr>
-          <w:rFonts w:ascii="宋体" w:eastAsia="宋体" w:hAnsi="宋体" w:hint="eastAsia"/>
-          <w:sz w:val="24"/>
-          <w:u w:val="single"/>
-        </w:rPr>
-        <w:t>掌握scrapy框架实操</w:t>
-      </w:r>
-      <w:r>
-        <w:rPr>
-          <w:rFonts w:ascii="宋体" w:eastAsia="宋体" w:hAnsi="宋体" w:hint="eastAsia"/>
-          <w:sz w:val="24"/>
-          <w:u w:val="single"/>
-        </w:rPr>
-        <w:t xml:space="preserve"> </w:t>
-      </w:r>
-      <w:r>
-        <w:rPr>
-          <w:rFonts w:ascii="宋体" w:eastAsia="宋体" w:hAnsi="宋体"/>
-          <w:sz w:val="24"/>
-          <w:u w:val="single"/>
-        </w:rPr>
-        <w:t xml:space="preserve">    </w:t>
-      </w:r>
-      <w:r>
-        <w:rPr>
-          <w:rFonts w:ascii="宋体" w:eastAsia="宋体" w:hAnsi="宋体" w:hint="eastAsia"/>
-          <w:sz w:val="24"/>
-          <w:u w:val="single"/>
-        </w:rPr>
-        <w:t xml:space="preserve"> </w:t>
-      </w:r>
-      <w:r>
-        <w:rPr>
-          <w:rFonts w:ascii="宋体" w:eastAsia="宋体" w:hAnsi="宋体"/>
-          <w:sz w:val="24"/>
-          <w:u w:val="single"/>
-        </w:rPr>
-        <w:t xml:space="preserve">    </w:t>
-      </w:r>
-    </w:p>
-    <w:p>
-      <w:pPr>
-        <w:rPr>
-          <w:rFonts w:ascii="宋体" w:eastAsia="宋体" w:hAnsi="宋体"/>
-        </w:rPr>
-      </w:pPr>
-      <w:r>
-        <w:rPr>
-          <w:rFonts w:ascii="宋体" w:eastAsia="宋体" w:hAnsi="宋体" w:hint="eastAsia"/>
-        </w:rPr>
-        <w:t>内容：</w:t>
-      </w:r>
-    </w:p>
-    <w:p>
-      <w:pPr>
-        <w:rPr>
-          <w:rFonts w:ascii="宋体" w:eastAsia="宋体" w:hAnsi="宋体"/>
-        </w:rPr>
-      </w:pPr>
-      <w:r>
-        <w:rPr>
-          <w:rFonts w:ascii="宋体" w:eastAsia="宋体" w:hAnsi="宋体"/>
-        </w:rPr>
-        <w:t>Scrapy项目的创建和基本配置。</w:t>
-      </w:r>
-    </w:p>
-    <w:p>
-      <w:pPr>
-        <w:rPr>
-          <w:rFonts w:ascii="宋体" w:eastAsia="宋体" w:hAnsi="宋体"/>
-        </w:rPr>
-      </w:pPr>
-      <w:r>
-        <w:rPr>
-          <w:rFonts w:ascii="宋体" w:eastAsia="宋体" w:hAnsi="宋体" w:hint="eastAsia"/>
-        </w:rPr>
-        <w:t>编写爬虫脚本，设置抓取规则。</w:t>
-      </w:r>
-    </w:p>
-    <w:p>
-      <w:pPr>
-        <w:rPr>
-          <w:rFonts w:ascii="宋体" w:eastAsia="宋体" w:hAnsi="宋体"/>
-        </w:rPr>
-      </w:pPr>
-      <w:r>
-        <w:rPr>
-          <w:rFonts w:ascii="宋体" w:eastAsia="宋体" w:hAnsi="宋体" w:hint="eastAsia"/>
-        </w:rPr>
-        <w:t>数据存储与导出：将数据保存为</w:t>
-      </w:r>
-      <w:r>
-        <w:rPr>
-          <w:rFonts w:ascii="宋体" w:eastAsia="宋体" w:hAnsi="宋体"/>
-        </w:rPr>
-        <w:t>CSV、JSON等格式。</w:t>
-      </w:r>
-    </w:p>
-    <w:p>
-      <w:pPr>
-        <w:rPr>
-          <w:rFonts w:ascii="宋体" w:eastAsia="宋体" w:hAnsi="宋体"/>
-        </w:rPr>
-      </w:pPr>
-      <w:r>
-        <w:rPr>
-          <w:rFonts w:ascii="宋体" w:eastAsia="宋体" w:hAnsi="宋体" w:hint="eastAsia"/>
-        </w:rPr>
-        <w:t>实践操作：构建一个</w:t>
-      </w:r>
-      <w:r>
-        <w:rPr>
-          <w:rFonts w:ascii="宋体" w:eastAsia="宋体" w:hAnsi="宋体"/>
-        </w:rPr>
-        <w:t>Scrapy爬虫项目，获取上市公司财务报告。</w:t>
-      </w:r>
-    </w:p>
-    <w:p>
-      <w:pPr>
-        <w:rPr>
-          <w:rFonts w:ascii="宋体" w:eastAsia="宋体" w:hAnsi="宋体"/>
-        </w:rPr>
-      </w:pPr>
-    </w:p>
-    <w:p>
-      <w:pPr>
-        <w:rPr>
-          <w:rFonts w:ascii="宋体" w:eastAsia="宋体" w:hAnsi="宋体"/>
-          <w:b/>
-          <w:sz w:val="24"/>
-        </w:rPr>
-      </w:pPr>
-      <w:r>
-        <w:rPr>
-          <w:rFonts w:ascii="宋体" w:eastAsia="宋体" w:hAnsi="宋体" w:hint="eastAsia"/>
-          <w:b/>
-          <w:sz w:val="24"/>
-        </w:rPr>
-        <w:t>数据清洗与处理</w:t>
-      </w:r>
-    </w:p>
-    <w:p>
-      <w:pPr>
-        <w:rPr>
-          <w:rFonts w:ascii="宋体" w:eastAsia="宋体" w:hAnsi="宋体"/>
-        </w:rPr>
-      </w:pPr>
-      <w:r>
-        <w:rPr>
-          <w:rFonts w:ascii="宋体" w:eastAsia="宋体" w:hAnsi="宋体" w:hint="eastAsia"/>
-        </w:rPr>
-        <w:t>学习目标</w:t>
-      </w:r>
-      <w:r>
-        <w:rPr>
-          <w:rFonts w:ascii="宋体" w:eastAsia="宋体" w:hAnsi="宋体" w:hint="eastAsia"/>
-          <w:sz w:val="24"/>
-        </w:rPr>
-        <w:t>：</w:t>
-      </w:r>
-      <w:r>
-        <w:rPr>
-          <w:rFonts w:ascii="宋体" w:eastAsia="宋体" w:hAnsi="宋体" w:hint="eastAsia"/>
-          <w:sz w:val="24"/>
-          <w:u w:val="single"/>
-        </w:rPr>
-        <w:t xml:space="preserve"> </w:t>
-      </w:r>
-      <w:r>
-        <w:rPr>
-          <w:rFonts w:ascii="宋体" w:eastAsia="宋体" w:hAnsi="宋体"/>
-          <w:sz w:val="24"/>
-          <w:u w:val="single"/>
-        </w:rPr>
-        <w:t xml:space="preserve">  </w:t>
-      </w:r>
-      <w:r>
-        <w:rPr>
-          <w:rFonts w:ascii="宋体" w:eastAsia="宋体" w:hAnsi="宋体" w:hint="eastAsia"/>
-          <w:sz w:val="24"/>
-          <w:u w:val="single"/>
-        </w:rPr>
-        <w:t>掌握常用数据清洗方法和处理</w:t>
-      </w:r>
-      <w:r>
-        <w:rPr>
-          <w:rFonts w:ascii="宋体" w:eastAsia="宋体" w:hAnsi="宋体"/>
-          <w:sz w:val="24"/>
-          <w:u w:val="single"/>
-        </w:rPr>
-        <w:t xml:space="preserve">  </w:t>
-      </w:r>
-      <w:r>
-        <w:rPr>
-          <w:rFonts w:ascii="宋体" w:eastAsia="宋体" w:hAnsi="宋体" w:hint="eastAsia"/>
-          <w:sz w:val="24"/>
-          <w:u w:val="single"/>
-        </w:rPr>
-        <w:t xml:space="preserve"> </w:t>
-      </w:r>
-      <w:r>
-        <w:rPr>
-          <w:rFonts w:ascii="宋体" w:eastAsia="宋体" w:hAnsi="宋体"/>
-          <w:sz w:val="24"/>
-          <w:u w:val="single"/>
-        </w:rPr>
-        <w:t xml:space="preserve">    </w:t>
-      </w:r>
-      <w:r>
-        <w:rPr>
-          <w:rFonts w:ascii="宋体" w:eastAsia="宋体" w:hAnsi="宋体" w:hint="eastAsia"/>
-          <w:sz w:val="24"/>
-          <w:u w:val="single"/>
-        </w:rPr>
-        <w:t xml:space="preserve"> </w:t>
-      </w:r>
-      <w:r>
-        <w:rPr>
-          <w:rFonts w:ascii="宋体" w:eastAsia="宋体" w:hAnsi="宋体"/>
-          <w:sz w:val="24"/>
-          <w:u w:val="single"/>
-        </w:rPr>
-        <w:t xml:space="preserve">    </w:t>
-      </w:r>
-    </w:p>
-    <w:p>
-      <w:pPr>
-        <w:rPr>
-          <w:rFonts w:ascii="宋体" w:eastAsia="宋体" w:hAnsi="宋体"/>
-        </w:rPr>
-      </w:pPr>
-      <w:r>
-        <w:rPr>
-          <w:rFonts w:ascii="宋体" w:eastAsia="宋体" w:hAnsi="宋体" w:hint="eastAsia"/>
-        </w:rPr>
-        <w:t>内容：</w:t>
-      </w:r>
-    </w:p>
-    <w:p>
-      <w:pPr>
-        <w:rPr>
-          <w:rFonts w:ascii="宋体" w:eastAsia="宋体" w:hAnsi="宋体"/>
-        </w:rPr>
-      </w:pPr>
-      <w:r>
-        <w:rPr>
-          <w:rFonts w:ascii="宋体" w:eastAsia="宋体" w:hAnsi="宋体" w:hint="eastAsia"/>
-        </w:rPr>
-        <w:t>数据去重、缺失值处理。</w:t>
+        <w:t>理论测试：关于网页爬虫基本概念和工具使用的笔试。</w:t>
+      </w:r>
+    </w:p>
+    <w:p>
+      <w:pPr>
+        <w:rPr>
+          <w:rFonts w:ascii="宋体" w:eastAsia="宋体" w:hAnsi="宋体"/>
+        </w:rPr>
+      </w:pPr>
+      <w:r>
+        <w:rPr>
+          <w:rFonts w:ascii="宋体" w:eastAsia="宋体" w:hAnsi="宋体" w:hint="eastAsia"/>
+        </w:rPr>
+        <w:t>实操测试：要求学员完成指</w:t>
       </w:r>
       <w:bookmarkStart w:id="0" w:name="_GoBack"/>
       <w:bookmarkEnd w:id="0"/>
-    </w:p>
-    <w:p>
-      <w:pPr>
-        <w:rPr>
-          <w:rFonts w:ascii="宋体" w:eastAsia="宋体" w:hAnsi="宋体"/>
-        </w:rPr>
-      </w:pPr>
-      <w:r>
-        <w:rPr>
-          <w:rFonts w:ascii="宋体" w:eastAsia="宋体" w:hAnsi="宋体" w:hint="eastAsia"/>
-        </w:rPr>
-        <w:t>数据格式转换与规范化。</w:t>
-      </w:r>
-    </w:p>
-    <w:p>
-      <w:pPr>
-        <w:rPr>
-          <w:rFonts w:ascii="宋体" w:eastAsia="宋体" w:hAnsi="宋体"/>
-        </w:rPr>
-      </w:pPr>
-      <w:r>
-        <w:rPr>
-          <w:rFonts w:ascii="宋体" w:eastAsia="宋体" w:hAnsi="宋体" w:hint="eastAsia"/>
-        </w:rPr>
-        <w:t>实践操作：对获取的财务报告数据进行清洗和处理。</w:t>
-      </w:r>
-    </w:p>
-    <w:p>
-      <w:pPr>
-        <w:rPr>
-          <w:rFonts w:ascii="宋体" w:eastAsia="宋体" w:hAnsi="宋体"/>
-        </w:rPr>
-      </w:pPr>
-    </w:p>
-    <w:p>
-      <w:pPr>
-        <w:rPr>
-          <w:rFonts w:ascii="宋体" w:eastAsia="宋体" w:hAnsi="宋体"/>
-          <w:b/>
-          <w:sz w:val="24"/>
-        </w:rPr>
-      </w:pPr>
-      <w:r>
-        <w:rPr>
-          <w:rFonts w:ascii="宋体" w:eastAsia="宋体" w:hAnsi="宋体" w:hint="eastAsia"/>
-          <w:b/>
-          <w:sz w:val="24"/>
-        </w:rPr>
-        <w:t>综合项目实践</w:t>
-      </w:r>
-    </w:p>
-    <w:p>
-      <w:pPr>
-        <w:rPr>
-          <w:rFonts w:ascii="宋体" w:eastAsia="宋体" w:hAnsi="宋体"/>
-        </w:rPr>
-      </w:pPr>
-      <w:r>
-        <w:rPr>
-          <w:rFonts w:ascii="宋体" w:eastAsia="宋体" w:hAnsi="宋体" w:hint="eastAsia"/>
-        </w:rPr>
-        <w:t>学习目标：综合运用所学知识进行网页爬虫项目。</w:t>
-      </w:r>
-    </w:p>
-    <w:p>
-      <w:pPr>
-        <w:rPr>
-          <w:rFonts w:ascii="宋体" w:eastAsia="宋体" w:hAnsi="宋体"/>
-        </w:rPr>
-      </w:pPr>
-      <w:r>
-        <w:rPr>
-          <w:rFonts w:ascii="宋体" w:eastAsia="宋体" w:hAnsi="宋体" w:hint="eastAsia"/>
-        </w:rPr>
-        <w:t>内容：</w:t>
-      </w:r>
-    </w:p>
-    <w:p>
-      <w:pPr>
-        <w:rPr>
-          <w:rFonts w:ascii="宋体" w:eastAsia="宋体" w:hAnsi="宋体"/>
-        </w:rPr>
-      </w:pPr>
-      <w:r>
-        <w:rPr>
-          <w:rFonts w:ascii="宋体" w:eastAsia="宋体" w:hAnsi="宋体" w:hint="eastAsia"/>
-        </w:rPr>
-        <w:t>项目介绍：构建一个完整的财务报告爬虫项目。</w:t>
-      </w:r>
-    </w:p>
-    <w:p>
-      <w:pPr>
-        <w:rPr>
-          <w:rFonts w:ascii="宋体" w:eastAsia="宋体" w:hAnsi="宋体"/>
-        </w:rPr>
-      </w:pPr>
-      <w:r>
-        <w:rPr>
-          <w:rFonts w:ascii="宋体" w:eastAsia="宋体" w:hAnsi="宋体" w:hint="eastAsia"/>
-        </w:rPr>
-        <w:t>数据采集：获取多个网站的财务报告数据。</w:t>
-      </w:r>
-    </w:p>
-    <w:p>
-      <w:pPr>
-        <w:rPr>
-          <w:rFonts w:ascii="宋体" w:eastAsia="宋体" w:hAnsi="宋体"/>
-        </w:rPr>
-      </w:pPr>
-      <w:r>
-        <w:rPr>
-          <w:rFonts w:ascii="宋体" w:eastAsia="宋体" w:hAnsi="宋体" w:hint="eastAsia"/>
-        </w:rPr>
-        <w:t>数据处理与分析：清洗并分析获取的数据。</w:t>
-      </w:r>
-    </w:p>
-    <w:p>
-      <w:pPr>
-        <w:rPr>
-          <w:rFonts w:ascii="宋体" w:eastAsia="宋体" w:hAnsi="宋体"/>
-        </w:rPr>
-      </w:pPr>
-      <w:r>
-        <w:rPr>
-          <w:rFonts w:ascii="宋体" w:eastAsia="宋体" w:hAnsi="宋体" w:hint="eastAsia"/>
-        </w:rPr>
-        <w:t>项目评审：展示爬虫成果，讲解实现思路和遇到的问题。</w:t>
-      </w:r>
-    </w:p>
-    <w:p>
-      <w:pPr>
-        <w:rPr>
-          <w:rFonts w:ascii="宋体" w:eastAsia="宋体" w:hAnsi="宋体"/>
-        </w:rPr>
-      </w:pPr>
-    </w:p>
-    <w:p>
-      <w:pPr>
-        <w:rPr>
-          <w:rFonts w:ascii="宋体" w:eastAsia="宋体" w:hAnsi="宋体"/>
-          <w:b/>
-          <w:sz w:val="24"/>
-        </w:rPr>
-      </w:pPr>
-      <w:r>
-        <w:rPr>
-          <w:rFonts w:ascii="宋体" w:eastAsia="宋体" w:hAnsi="宋体" w:hint="eastAsia"/>
-          <w:b/>
-          <w:sz w:val="24"/>
-        </w:rPr>
-        <w:t>总结与答疑</w:t>
-      </w:r>
-    </w:p>
-    <w:p>
-      <w:pPr>
-        <w:rPr>
-          <w:rFonts w:ascii="宋体" w:eastAsia="宋体" w:hAnsi="宋体"/>
-        </w:rPr>
-      </w:pPr>
-      <w:r>
-        <w:rPr>
-          <w:rFonts w:ascii="宋体" w:eastAsia="宋体" w:hAnsi="宋体" w:hint="eastAsia"/>
-        </w:rPr>
-        <w:t>学习目标：巩固所学内容，解决学员疑问。</w:t>
-      </w:r>
-    </w:p>
-    <w:p>
-      <w:pPr>
-        <w:rPr>
-          <w:rFonts w:ascii="宋体" w:eastAsia="宋体" w:hAnsi="宋体"/>
-        </w:rPr>
-      </w:pPr>
-      <w:r>
-        <w:rPr>
-          <w:rFonts w:ascii="宋体" w:eastAsia="宋体" w:hAnsi="宋体" w:hint="eastAsia"/>
-        </w:rPr>
-        <w:t>内容：培训内容总结，关键点回顾，学员提问与解答。</w:t>
-      </w:r>
-    </w:p>
-    <w:p>
-      <w:pPr>
-        <w:rPr>
-          <w:rFonts w:ascii="宋体" w:eastAsia="宋体" w:hAnsi="宋体"/>
-        </w:rPr>
-      </w:pPr>
-    </w:p>
-    <w:p>
-      <w:pPr>
-        <w:rPr>
-          <w:rFonts w:ascii="宋体" w:eastAsia="宋体" w:hAnsi="宋体"/>
-          <w:b/>
-          <w:sz w:val="24"/>
-        </w:rPr>
-      </w:pPr>
-      <w:r>
-        <w:rPr>
-          <w:rFonts w:ascii="宋体" w:eastAsia="宋体" w:hAnsi="宋体" w:hint="eastAsia"/>
-          <w:b/>
-          <w:sz w:val="24"/>
-        </w:rPr>
-        <w:t>评估测试</w:t>
-      </w:r>
-    </w:p>
-    <w:p>
-      <w:pPr>
-        <w:rPr>
-          <w:rFonts w:ascii="宋体" w:eastAsia="宋体" w:hAnsi="宋体"/>
-        </w:rPr>
-      </w:pPr>
-      <w:r>
-        <w:rPr>
-          <w:rFonts w:ascii="宋体" w:eastAsia="宋体" w:hAnsi="宋体" w:hint="eastAsia"/>
-        </w:rPr>
-        <w:t>学习目标：评估学员掌握的网页爬虫技能。</w:t>
-      </w:r>
-    </w:p>
-    <w:p>
-      <w:pPr>
-        <w:rPr>
-          <w:rFonts w:ascii="宋体" w:eastAsia="宋体" w:hAnsi="宋体"/>
-        </w:rPr>
-      </w:pPr>
-      <w:r>
-        <w:rPr>
-          <w:rFonts w:ascii="宋体" w:eastAsia="宋体" w:hAnsi="宋体" w:hint="eastAsia"/>
-        </w:rPr>
-        <w:t>内容：</w:t>
-      </w:r>
-    </w:p>
-    <w:p>
-      <w:pPr>
-        <w:rPr>
-          <w:rFonts w:ascii="宋体" w:eastAsia="宋体" w:hAnsi="宋体"/>
-        </w:rPr>
-      </w:pPr>
-      <w:r>
-        <w:rPr>
-          <w:rFonts w:ascii="宋体" w:eastAsia="宋体" w:hAnsi="宋体" w:hint="eastAsia"/>
-        </w:rPr>
-        <w:t>理论测试：关于网页爬虫基本概念和工具使用的笔试。</w:t>
-      </w:r>
-    </w:p>
-    <w:p>
-      <w:pPr>
-        <w:rPr>
-          <w:rFonts w:ascii="宋体" w:eastAsia="宋体" w:hAnsi="宋体"/>
-        </w:rPr>
-      </w:pPr>
-      <w:r>
-        <w:rPr>
-          <w:rFonts w:ascii="宋体" w:eastAsia="宋体" w:hAnsi="宋体" w:hint="eastAsia"/>
-        </w:rPr>
-        <w:t>实操测试：要求学员完成指定的网页爬虫任务。</w:t>
+      <w:r>
+        <w:rPr>
+          <w:rFonts w:ascii="宋体" w:eastAsia="宋体" w:hAnsi="宋体" w:hint="eastAsia"/>
+        </w:rPr>
+        <w:t>定的网页爬虫任务。</w:t>
       </w:r>
     </w:p>
     <w:sectPr>
